--- a/Hướng dẫn cài đặt.docx
+++ b/Hướng dẫn cài đặt.docx
@@ -98,7 +98,13 @@
     </w:p>
     <w:p>
       <w:r>
-        <w:t xml:space="preserve">   * Tạo Database tên là: java_web_db (Kiểm tra lại tên trong file application.yaml).</w:t>
+        <w:t xml:space="preserve">   * Tạo Database tên là: </w:t>
+      </w:r>
+      <w:r>
+        <w:t>bindata</w:t>
+      </w:r>
+      <w:r>
+        <w:t xml:space="preserve"> (Kiểm tra lại tên trong file application.yaml).</w:t>
       </w:r>
     </w:p>
     <w:p>
